--- a/policies/build/masters_hco/HCO.IPC.6_v2_master.docx
+++ b/policies/build/masters_hco/HCO.IPC.6_v2_master.docx
@@ -773,7 +773,7 @@
           <w:sz w:val="22"/>
           <w:szCs w:val="22"/>
         </w:rPr>
-        <w:t xml:space="preserve">Boundaries: do not copy SHCO equivalent-chapter wording. Do not overwrite HCO AAC, COP, MOM or PRE policies. Spell out abbreviations on first use in training materials. OE counts/levels/asterisks stay with the official portal Standards PDF. Method notes come from the Guidebook Interpretation paragraphs (scanned PDF md5 2c4489ee98de4ae9b49cba168ea9f42a).</w:t>
+        <w:t xml:space="preserve">Boundaries: do not overwrite HCO AAC, COP, MOM or PRE policies. Spell out abbreviations on first use in training materials. OE counts/levels/asterisks stay with the official portal Standards PDF. Method notes come from the Guidebook Interpretation paragraphs (scanned PDF md5 2c4489ee98de4ae9b49cba168ea9f42a).</w:t>
       </w:r>
     </w:p>
     <w:p>
@@ -953,7 +953,7 @@
         <w:spacing w:after="100" w:before="220"/>
       </w:pPr>
       <w:r>
-        <w:t xml:space="preserve">5.1 The scope of surveillance incorporates tracking and analysing of infe...</w:t>
+        <w:t xml:space="preserve">5.1 The scope of surveillance incorporates tracking and analysing of...</w:t>
       </w:r>
     </w:p>
     <w:p>
@@ -1010,7 +1010,7 @@
         <w:spacing w:after="100" w:before="220"/>
       </w:pPr>
       <w:r>
-        <w:t xml:space="preserve">5.2 Verification of data is done regularly by the infection prevention an...</w:t>
+        <w:t xml:space="preserve">5.2 Verification of data is done regularly by the infection prevention and...</w:t>
       </w:r>
     </w:p>
     <w:p>
@@ -1157,7 +1157,7 @@
         <w:spacing w:after="100" w:before="220"/>
       </w:pPr>
       <w:r>
-        <w:t xml:space="preserve">5.5 Surveillance includes mechanisms to capture the occurrence of multi-d...</w:t>
+        <w:t xml:space="preserve">5.5 Surveillance includes mechanisms to capture the occurrence of...</w:t>
       </w:r>
     </w:p>
     <w:p>
@@ -1202,7 +1202,7 @@
         <w:spacing w:after="100" w:before="220"/>
       </w:pPr>
       <w:r>
-        <w:t xml:space="preserve">5.6 Surveillance includes monitoring the effectiveness of housekeeping se...</w:t>
+        <w:t xml:space="preserve">5.6 Surveillance includes monitoring the effectiveness of housekeeping...</w:t>
       </w:r>
     </w:p>
     <w:p>
@@ -1259,7 +1259,7 @@
         <w:spacing w:after="100" w:before="220"/>
       </w:pPr>
       <w:r>
-        <w:t xml:space="preserve">5.7 Feedback regarding surveillance data is provided regularly to the app...</w:t>
+        <w:t xml:space="preserve">5.7 Feedback regarding surveillance data is provided regularly to the...</w:t>
       </w:r>
     </w:p>
     <w:p>
@@ -1304,7 +1304,7 @@
         <w:spacing w:after="100" w:before="220"/>
       </w:pPr>
       <w:r>
-        <w:t xml:space="preserve">5.8 The organisation identifies and takes appropriate action to control o...</w:t>
+        <w:t xml:space="preserve">5.8 The organisation identifies and takes appropriate action to control...</w:t>
       </w:r>
     </w:p>
     <w:p>
@@ -1361,7 +1361,7 @@
         <w:spacing w:after="100" w:before="220"/>
       </w:pPr>
       <w:r>
-        <w:t xml:space="preserve">5.9 Surveillance data is analysed and appropriate corrective and preventi...</w:t>
+        <w:t xml:space="preserve">5.9 Surveillance data is analysed and appropriate corrective and preventive...</w:t>
       </w:r>
     </w:p>
     <w:p>
@@ -1407,6 +1407,20 @@
       </w:pPr>
       <w:r>
         <w:t xml:space="preserve">6. Governance and responsibility</w:t>
+      </w:r>
+    </w:p>
+    <w:p>
+      <w:pPr>
+        <w:spacing w:after="20" w:before="100"/>
+      </w:pPr>
+      <w:r>
+        <w:rPr>
+          <w:b/>
+          <w:bCs/>
+          <w:sz w:val="22"/>
+          <w:szCs w:val="22"/>
+        </w:rPr>
+        <w:t xml:space="preserve">Medical Superintendent</w:t>
       </w:r>
     </w:p>
     <w:p>
@@ -1423,7 +1437,7 @@
           <w:sz w:val="22"/>
           <w:szCs w:val="22"/>
         </w:rPr>
-        <w:t xml:space="preserve">Medical Superintendent</w:t>
+        <w:t xml:space="preserve">Accountable that IPC.6 is resourced and followed.</w:t>
       </w:r>
     </w:p>
     <w:p>
@@ -1440,7 +1454,21 @@
           <w:sz w:val="22"/>
           <w:szCs w:val="22"/>
         </w:rPr>
-        <w:t xml:space="preserve">Accountable that IPC.6 is resourced and followed.</w:t>
+        <w:t xml:space="preserve">Acts on outbreaks, sterilisation recalls and exposure events that reach top leadership.</w:t>
+      </w:r>
+    </w:p>
+    <w:p>
+      <w:pPr>
+        <w:spacing w:after="20" w:before="100"/>
+      </w:pPr>
+      <w:r>
+        <w:rPr>
+          <w:b/>
+          <w:bCs/>
+          <w:sz w:val="22"/>
+          <w:szCs w:val="22"/>
+        </w:rPr>
+        <w:t xml:space="preserve">Infection Prevention and Control Officer</w:t>
       </w:r>
     </w:p>
     <w:p>
@@ -1457,7 +1485,21 @@
           <w:sz w:val="22"/>
           <w:szCs w:val="22"/>
         </w:rPr>
-        <w:t xml:space="preserve">Acts on outbreaks, sterilisation recalls and exposure events that reach top leadership.</w:t>
+        <w:t xml:space="preserve">Owns day-to-day implementation and records for this standard.</w:t>
+      </w:r>
+    </w:p>
+    <w:p>
+      <w:pPr>
+        <w:spacing w:after="20" w:before="100"/>
+      </w:pPr>
+      <w:r>
+        <w:rPr>
+          <w:b/>
+          <w:bCs/>
+          <w:sz w:val="22"/>
+          <w:szCs w:val="22"/>
+        </w:rPr>
+        <w:t xml:space="preserve">Infection Prevention and Control Officer</w:t>
       </w:r>
     </w:p>
     <w:p>
@@ -1474,7 +1516,21 @@
           <w:sz w:val="22"/>
           <w:szCs w:val="22"/>
         </w:rPr>
-        <w:t xml:space="preserve">Infection Prevention and Control Officer</w:t>
+        <w:t xml:space="preserve">Coordinates the IPC programme across standards; brings surveillance and incidents to the Infection Prevention and Control Committee.</w:t>
+      </w:r>
+    </w:p>
+    <w:p>
+      <w:pPr>
+        <w:spacing w:after="20" w:before="100"/>
+      </w:pPr>
+      <w:r>
+        <w:rPr>
+          <w:b/>
+          <w:bCs/>
+          <w:sz w:val="22"/>
+          <w:szCs w:val="22"/>
+        </w:rPr>
+        <w:t xml:space="preserve">Infection Prevention and Control Nurse</w:t>
       </w:r>
     </w:p>
     <w:p>
@@ -1491,7 +1547,21 @@
           <w:sz w:val="22"/>
           <w:szCs w:val="22"/>
         </w:rPr>
-        <w:t xml:space="preserve">Owns day-to-day implementation and records for this standard.</w:t>
+        <w:t xml:space="preserve">Runs day-to-day surveillance, hand-hygiene audit and staff education as this standard requires.</w:t>
+      </w:r>
+    </w:p>
+    <w:p>
+      <w:pPr>
+        <w:spacing w:after="20" w:before="100"/>
+      </w:pPr>
+      <w:r>
+        <w:rPr>
+          <w:b/>
+          <w:bCs/>
+          <w:sz w:val="22"/>
+          <w:szCs w:val="22"/>
+        </w:rPr>
+        <w:t xml:space="preserve">Quality Coordinator</w:t>
       </w:r>
     </w:p>
     <w:p>
@@ -1508,7 +1578,28 @@
           <w:sz w:val="22"/>
           <w:szCs w:val="22"/>
         </w:rPr>
-        <w:t xml:space="preserve">Infection Prevention and Control Officer</w:t>
+        <w:t xml:space="preserve">Audits this policy «quarterly»; holds training acknowledgements.</w:t>
+      </w:r>
+    </w:p>
+    <w:p>
+      <w:pPr>
+        <w:pStyle w:val="Heading1"/>
+        <w:spacing w:after="120" w:before="280"/>
+      </w:pPr>
+      <w:r>
+        <w:t xml:space="preserve">7. Quality monitoring (RCA → CAPA)</w:t>
+      </w:r>
+    </w:p>
+    <w:p>
+      <w:pPr>
+        <w:spacing w:after="140"/>
+      </w:pPr>
+      <w:r>
+        <w:rPr>
+          <w:sz w:val="22"/>
+          <w:szCs w:val="22"/>
+        </w:rPr>
+        <w:t xml:space="preserve">The Quality Coordinator audits this policy «quarterly». The audit reviews:</w:t>
       </w:r>
     </w:p>
     <w:p>
@@ -1525,7 +1616,7 @@
           <w:sz w:val="22"/>
           <w:szCs w:val="22"/>
         </w:rPr>
-        <w:t xml:space="preserve">Coordinates the IPC programme across standards; brings surveillance and incidents to the Infection Prevention and Control Committee.</w:t>
+        <w:t xml:space="preserve">Records for a sample of this standard's objective elements, checked against the What-we-do steps.</w:t>
       </w:r>
     </w:p>
     <w:p>
@@ -1542,7 +1633,7 @@
           <w:sz w:val="22"/>
           <w:szCs w:val="22"/>
         </w:rPr>
-        <w:t xml:space="preserve">Infection Prevention and Control Nurse</w:t>
+        <w:t xml:space="preserve">Documentary evidence is on file for each asterisked objective element in the sample.</w:t>
       </w:r>
     </w:p>
     <w:p>
@@ -1559,7 +1650,7 @@
           <w:sz w:val="22"/>
           <w:szCs w:val="22"/>
         </w:rPr>
-        <w:t xml:space="preserve">Runs day-to-day surveillance, hand-hygiene audit and staff education as this standard requires.</w:t>
+        <w:t xml:space="preserve">CORE objective elements show no critical gaps in the sample.</w:t>
       </w:r>
     </w:p>
     <w:p>
@@ -1576,125 +1667,19 @@
           <w:sz w:val="22"/>
           <w:szCs w:val="22"/>
         </w:rPr>
-        <w:t xml:space="preserve">Quality Coordinator</w:t>
-      </w:r>
-    </w:p>
-    <w:p>
-      <w:pPr>
-        <w:pStyle w:val="ListParagraph"/>
-        <w:numPr>
-          <w:ilvl w:val="0"/>
-          <w:numId w:val="1"/>
-        </w:numPr>
-        <w:spacing w:after="60"/>
-      </w:pPr>
-      <w:r>
-        <w:rPr>
-          <w:sz w:val="22"/>
-          <w:szCs w:val="22"/>
-        </w:rPr>
-        <w:t xml:space="preserve">Audits this policy «quarterly»; holds training acknowledgements.</w:t>
-      </w:r>
-    </w:p>
-    <w:p>
-      <w:pPr>
-        <w:pStyle w:val="Heading1"/>
-        <w:spacing w:after="120" w:before="280"/>
-      </w:pPr>
-      <w:r>
-        <w:t xml:space="preserve">7. Quality monitoring (RCA → CAPA)</w:t>
-      </w:r>
-    </w:p>
-    <w:p>
-      <w:pPr>
-        <w:spacing w:after="140"/>
-      </w:pPr>
-      <w:r>
-        <w:rPr>
-          <w:sz w:val="22"/>
-          <w:szCs w:val="22"/>
-        </w:rPr>
-        <w:t xml:space="preserve">The Quality Coordinator audits this policy «quarterly».</w:t>
-      </w:r>
-    </w:p>
-    <w:p>
-      <w:pPr>
-        <w:spacing w:after="140"/>
-      </w:pPr>
-      <w:r>
-        <w:rPr>
-          <w:sz w:val="22"/>
-          <w:szCs w:val="22"/>
-        </w:rPr>
-        <w:t xml:space="preserve">What is monitored each quarter:</w:t>
-      </w:r>
-    </w:p>
-    <w:p>
-      <w:pPr>
-        <w:pStyle w:val="ListParagraph"/>
-        <w:numPr>
-          <w:ilvl w:val="0"/>
-          <w:numId w:val="1"/>
-        </w:numPr>
-        <w:spacing w:after="60"/>
-      </w:pPr>
-      <w:r>
-        <w:rPr>
-          <w:sz w:val="22"/>
-          <w:szCs w:val="22"/>
-        </w:rPr>
-        <w:t xml:space="preserve">Sample of records for each OE IPC.6.a–i.</w:t>
-      </w:r>
-    </w:p>
-    <w:p>
-      <w:pPr>
-        <w:pStyle w:val="ListParagraph"/>
-        <w:numPr>
-          <w:ilvl w:val="0"/>
-          <w:numId w:val="1"/>
-        </w:numPr>
-        <w:spacing w:after="60"/>
-      </w:pPr>
-      <w:r>
-        <w:rPr>
-          <w:sz w:val="22"/>
-          <w:szCs w:val="22"/>
-        </w:rPr>
-        <w:t xml:space="preserve">Asterisked elements (h) have document evidence as required.</w:t>
-      </w:r>
-    </w:p>
-    <w:p>
-      <w:pPr>
-        <w:pStyle w:val="ListParagraph"/>
-        <w:numPr>
-          <w:ilvl w:val="0"/>
-          <w:numId w:val="1"/>
-        </w:numPr>
-        <w:spacing w:after="60"/>
-      </w:pPr>
-      <w:r>
-        <w:rPr>
-          <w:sz w:val="22"/>
-          <w:szCs w:val="22"/>
-        </w:rPr>
-        <w:t xml:space="preserve">CORE elements (adf) show no critical gaps in the sample.</w:t>
-      </w:r>
-    </w:p>
-    <w:p>
-      <w:pPr>
-        <w:pStyle w:val="ListParagraph"/>
-        <w:numPr>
-          <w:ilvl w:val="0"/>
-          <w:numId w:val="1"/>
-        </w:numPr>
-        <w:spacing w:after="60"/>
-      </w:pPr>
-      <w:r>
-        <w:rPr>
-          <w:sz w:val="22"/>
-          <w:szCs w:val="22"/>
-        </w:rPr>
         <w:t xml:space="preserve">Stop-work events (if any) are logged with outcome.</w:t>
+      </w:r>
+    </w:p>
+    <w:p>
+      <w:pPr>
+        <w:spacing w:after="140"/>
+      </w:pPr>
+      <w:r>
+        <w:rPr>
+          <w:sz w:val="22"/>
+          <w:szCs w:val="22"/>
+        </w:rPr>
+        <w:t xml:space="preserve">Root-cause analysis is required when a gap found in this audit remains open beyond «90 days».</w:t>
       </w:r>
     </w:p>
     <w:p>
@@ -3624,7 +3609,7 @@
           <w:sz w:val="22"/>
           <w:szCs w:val="22"/>
         </w:rPr>
-        <w:t xml:space="preserve">Records showing IPC.6.a was followed for sampled patients/cases.</w:t>
+        <w:t xml:space="preserve">Written surveillance scope naming tracked HAIs, processes and denominator rules.</w:t>
       </w:r>
     </w:p>
     <w:p>
@@ -3641,7 +3626,7 @@
           <w:sz w:val="22"/>
           <w:szCs w:val="22"/>
         </w:rPr>
-        <w:t xml:space="preserve">Written guidance / protocol referenced for this element (where required).</w:t>
+        <w:t xml:space="preserve">Monthly rate-compilation record by the IPC Nurse.</w:t>
       </w:r>
     </w:p>
     <w:p>
@@ -3658,7 +3643,16 @@
           <w:sz w:val="22"/>
           <w:szCs w:val="22"/>
         </w:rPr>
-        <w:t xml:space="preserve">Audit sample notes for IPC.6.a reviewed «quarterly».</w:t>
+        <w:t xml:space="preserve">IPC Committee presentation record.</w:t>
+      </w:r>
+    </w:p>
+    <w:p>
+      <w:pPr>
+        <w:pStyle w:val="Heading2"/>
+        <w:spacing w:after="100" w:before="220"/>
+      </w:pPr>
+      <w:r>
+        <w:t xml:space="preserve">IPC.6.b — Verification of data is done regularly by the infection prevention and control team.</w:t>
       </w:r>
     </w:p>
     <w:p>
@@ -3675,16 +3669,7 @@
           <w:sz w:val="22"/>
           <w:szCs w:val="22"/>
         </w:rPr>
-        <w:t xml:space="preserve">CORE-element sample with no critical gaps in the quarter under review.</w:t>
-      </w:r>
-    </w:p>
-    <w:p>
-      <w:pPr>
-        <w:pStyle w:val="Heading2"/>
-        <w:spacing w:after="100" w:before="220"/>
-      </w:pPr>
-      <w:r>
-        <w:t xml:space="preserve">IPC.6.b — Verification of data is done regularly by the infection prevention and control team.</w:t>
+        <w:t xml:space="preserve">Case-level or sample verification record before rates are issued.</w:t>
       </w:r>
     </w:p>
     <w:p>
@@ -3701,7 +3686,7 @@
           <w:sz w:val="22"/>
           <w:szCs w:val="22"/>
         </w:rPr>
-        <w:t xml:space="preserve">Records showing IPC.6.b was followed for sampled patients/cases.</w:t>
+        <w:t xml:space="preserve">IPC Officer's monthly verification sign-off.</w:t>
       </w:r>
     </w:p>
     <w:p>
@@ -3718,7 +3703,16 @@
           <w:sz w:val="22"/>
           <w:szCs w:val="22"/>
         </w:rPr>
-        <w:t xml:space="preserve">Written guidance / protocol referenced for this element (where required).</w:t>
+        <w:t xml:space="preserve">Confirmation unverified counts were not issued as official rates.</w:t>
+      </w:r>
+    </w:p>
+    <w:p>
+      <w:pPr>
+        <w:pStyle w:val="Heading2"/>
+        <w:spacing w:after="100" w:before="220"/>
+      </w:pPr>
+      <w:r>
+        <w:t xml:space="preserve">IPC.6.c — Surveillance is directed towards the identified high-risk activities.</w:t>
       </w:r>
     </w:p>
     <w:p>
@@ -3735,16 +3729,7 @@
           <w:sz w:val="22"/>
           <w:szCs w:val="22"/>
         </w:rPr>
-        <w:t xml:space="preserve">Audit sample notes for IPC.6.b reviewed «quarterly».</w:t>
-      </w:r>
-    </w:p>
-    <w:p>
-      <w:pPr>
-        <w:pStyle w:val="Heading2"/>
-        <w:spacing w:after="100" w:before="220"/>
-      </w:pPr>
-      <w:r>
-        <w:t xml:space="preserve">IPC.6.c — Surveillance is directed towards the identified high-risk activities.</w:t>
+        <w:t xml:space="preserve">Surveillance record specific to each identified high-risk activity (OT, ICU, dialysis, CSSD, etc.).</w:t>
       </w:r>
     </w:p>
     <w:p>
@@ -3761,7 +3746,7 @@
           <w:sz w:val="22"/>
           <w:szCs w:val="22"/>
         </w:rPr>
-        <w:t xml:space="preserve">Records showing IPC.6.c was followed for sampled patients/cases.</w:t>
+        <w:t xml:space="preserve">High-risk-area breakout in the surveillance report.</w:t>
       </w:r>
     </w:p>
     <w:p>
@@ -3778,7 +3763,16 @@
           <w:sz w:val="22"/>
           <w:szCs w:val="22"/>
         </w:rPr>
-        <w:t xml:space="preserve">Written guidance / protocol referenced for this element (where required).</w:t>
+        <w:t xml:space="preserve">Cross-reference to the IPC.1.b high-risk-activity list.</w:t>
+      </w:r>
+    </w:p>
+    <w:p>
+      <w:pPr>
+        <w:pStyle w:val="Heading2"/>
+        <w:spacing w:after="100" w:before="220"/>
+      </w:pPr>
+      <w:r>
+        <w:t xml:space="preserve">IPC.6.d — Surveillance includes monitoring compliance with hand-hygiene guidelines.</w:t>
       </w:r>
     </w:p>
     <w:p>
@@ -3795,16 +3789,7 @@
           <w:sz w:val="22"/>
           <w:szCs w:val="22"/>
         </w:rPr>
-        <w:t xml:space="preserve">Audit sample notes for IPC.6.c reviewed «quarterly».</w:t>
-      </w:r>
-    </w:p>
-    <w:p>
-      <w:pPr>
-        <w:pStyle w:val="Heading2"/>
-        <w:spacing w:after="100" w:before="220"/>
-      </w:pPr>
-      <w:r>
-        <w:t xml:space="preserve">IPC.6.d — Surveillance includes monitoring compliance with hand-hygiene guidelines.</w:t>
+        <w:t xml:space="preserve">Monthly hand-hygiene-compliance monitoring record across staff categories.</w:t>
       </w:r>
     </w:p>
     <w:p>
@@ -3821,7 +3806,7 @@
           <w:sz w:val="22"/>
           <w:szCs w:val="22"/>
         </w:rPr>
-        <w:t xml:space="preserve">Records showing IPC.6.d was followed for sampled patients/cases.</w:t>
+        <w:t xml:space="preserve">Results record shared with the IPC Committee and the units.</w:t>
       </w:r>
     </w:p>
     <w:p>
@@ -3838,7 +3823,16 @@
           <w:sz w:val="22"/>
           <w:szCs w:val="22"/>
         </w:rPr>
-        <w:t xml:space="preserve">Written guidance / protocol referenced for this element (where required).</w:t>
+        <w:t xml:space="preserve">Sample-size and methodology record.</w:t>
+      </w:r>
+    </w:p>
+    <w:p>
+      <w:pPr>
+        <w:pStyle w:val="Heading2"/>
+        <w:spacing w:after="100" w:before="220"/>
+      </w:pPr>
+      <w:r>
+        <w:t xml:space="preserve">IPC.6.e — Surveillance includes mechanisms to capture the occurrence of multi-drug- resistant organisms.</w:t>
       </w:r>
     </w:p>
     <w:p>
@@ -3855,7 +3849,7 @@
           <w:sz w:val="22"/>
           <w:szCs w:val="22"/>
         </w:rPr>
-        <w:t xml:space="preserve">Audit sample notes for IPC.6.d reviewed «quarterly».</w:t>
+        <w:t xml:space="preserve">Multi-drug-resistant-organism capture log (for example MRSA, VRE, carbapenem-resistant Enterobacterales) from microbiology reports.</w:t>
       </w:r>
     </w:p>
     <w:p>
@@ -3872,16 +3866,7 @@
           <w:sz w:val="22"/>
           <w:szCs w:val="22"/>
         </w:rPr>
-        <w:t xml:space="preserve">CORE-element sample with no critical gaps in the quarter under review.</w:t>
-      </w:r>
-    </w:p>
-    <w:p>
-      <w:pPr>
-        <w:pStyle w:val="Heading2"/>
-        <w:spacing w:after="100" w:before="220"/>
-      </w:pPr>
-      <w:r>
-        <w:t xml:space="preserve">IPC.6.e — Surveillance includes mechanisms to capture the occurrence of multi-drug- resistant organisms.</w:t>
+        <w:t xml:space="preserve">Same-working-day alert record from the Microbiologist to the IPC Nurse.</w:t>
       </w:r>
     </w:p>
     <w:p>
@@ -3898,7 +3883,16 @@
           <w:sz w:val="22"/>
           <w:szCs w:val="22"/>
         </w:rPr>
-        <w:t xml:space="preserve">Records showing IPC.6.e was followed for sampled patients/cases.</w:t>
+        <w:t xml:space="preserve">Infection-versus-colonisation distinction record.</w:t>
+      </w:r>
+    </w:p>
+    <w:p>
+      <w:pPr>
+        <w:pStyle w:val="Heading2"/>
+        <w:spacing w:after="100" w:before="220"/>
+      </w:pPr>
+      <w:r>
+        <w:t xml:space="preserve">IPC.6.f — Surveillance includes monitoring the effectiveness of housekeeping services.</w:t>
       </w:r>
     </w:p>
     <w:p>
@@ -3915,7 +3909,7 @@
           <w:sz w:val="22"/>
           <w:szCs w:val="22"/>
         </w:rPr>
-        <w:t xml:space="preserve">Written guidance / protocol referenced for this element (where required).</w:t>
+        <w:t xml:space="preserve">Housekeeping-effectiveness monitoring record (visual, fluorescent marker or ATP as chosen) in high-risk and public areas.</w:t>
       </w:r>
     </w:p>
     <w:p>
@@ -3932,16 +3926,7 @@
           <w:sz w:val="22"/>
           <w:szCs w:val="22"/>
         </w:rPr>
-        <w:t xml:space="preserve">Audit sample notes for IPC.6.e reviewed «quarterly».</w:t>
-      </w:r>
-    </w:p>
-    <w:p>
-      <w:pPr>
-        <w:pStyle w:val="Heading2"/>
-        <w:spacing w:after="100" w:before="220"/>
-      </w:pPr>
-      <w:r>
-        <w:t xml:space="preserve">IPC.6.f — Surveillance includes monitoring the effectiveness of housekeeping services.</w:t>
+        <w:t xml:space="preserve">Results record shared with housekeeping and the IPC Committee.</w:t>
       </w:r>
     </w:p>
     <w:p>
@@ -3958,7 +3943,16 @@
           <w:sz w:val="22"/>
           <w:szCs w:val="22"/>
         </w:rPr>
-        <w:t xml:space="preserve">Records showing IPC.6.f was followed for sampled patients/cases.</w:t>
+        <w:t xml:space="preserve">Retraining or method-change record for repeat failures.</w:t>
+      </w:r>
+    </w:p>
+    <w:p>
+      <w:pPr>
+        <w:pStyle w:val="Heading2"/>
+        <w:spacing w:after="100" w:before="220"/>
+      </w:pPr>
+      <w:r>
+        <w:t xml:space="preserve">IPC.6.g — Feedback regarding surveillance data is provided regularly to the appropriate health care provider.</w:t>
       </w:r>
     </w:p>
     <w:p>
@@ -3975,7 +3969,7 @@
           <w:sz w:val="22"/>
           <w:szCs w:val="22"/>
         </w:rPr>
-        <w:t xml:space="preserve">Written guidance / protocol referenced for this element (where required).</w:t>
+        <w:t xml:space="preserve">Surveillance-feedback distribution record (adherence rates, HAI rates, trends) to unit in-charges and treating doctors.</w:t>
       </w:r>
     </w:p>
     <w:p>
@@ -3992,7 +3986,7 @@
           <w:sz w:val="22"/>
           <w:szCs w:val="22"/>
         </w:rPr>
-        <w:t xml:space="preserve">Audit sample notes for IPC.6.f reviewed «quarterly».</w:t>
+        <w:t xml:space="preserve">Dated feedback log kept by the IPC Nurse.</w:t>
       </w:r>
     </w:p>
     <w:p>
@@ -4009,7 +4003,7 @@
           <w:sz w:val="22"/>
           <w:szCs w:val="22"/>
         </w:rPr>
-        <w:t xml:space="preserve">CORE-element sample with no critical gaps in the quarter under review.</w:t>
+        <w:t xml:space="preserve">Confirmation feedback reached providers, not only the IPC office.</w:t>
       </w:r>
     </w:p>
     <w:p>
@@ -4018,7 +4012,7 @@
         <w:spacing w:after="100" w:before="220"/>
       </w:pPr>
       <w:r>
-        <w:t xml:space="preserve">IPC.6.g — Feedback regarding surveillance data is provided regularly to the appropriate health care provider.</w:t>
+        <w:t xml:space="preserve">IPC.6.h — The organisation identifies and takes appropriate action to control outbreaks of infections.</w:t>
       </w:r>
     </w:p>
     <w:p>
@@ -4035,7 +4029,7 @@
           <w:sz w:val="22"/>
           <w:szCs w:val="22"/>
         </w:rPr>
-        <w:t xml:space="preserve">Records showing IPC.6.g was followed for sampled patients/cases.</w:t>
+        <w:t xml:space="preserve">Written outbreak definition using baseline rates.</w:t>
       </w:r>
     </w:p>
     <w:p>
@@ -4052,7 +4046,7 @@
           <w:sz w:val="22"/>
           <w:szCs w:val="22"/>
         </w:rPr>
-        <w:t xml:space="preserve">Written guidance / protocol referenced for this element (where required).</w:t>
+        <w:t xml:space="preserve">Outbreak-response record — isolation/cohorting, communication, statutory-agency contact.</w:t>
       </w:r>
     </w:p>
     <w:p>
@@ -4069,7 +4063,7 @@
           <w:sz w:val="22"/>
           <w:szCs w:val="22"/>
         </w:rPr>
-        <w:t xml:space="preserve">Audit sample notes for IPC.6.g reviewed «quarterly».</w:t>
+        <w:t xml:space="preserve">Escalation record for any delay in declaring an outbreak once the definition was met.</w:t>
       </w:r>
     </w:p>
     <w:p>
@@ -4078,7 +4072,7 @@
         <w:spacing w:after="100" w:before="220"/>
       </w:pPr>
       <w:r>
-        <w:t xml:space="preserve">IPC.6.h — The organisation identifies and takes appropriate action to control outbreaks of infections.</w:t>
+        <w:t xml:space="preserve">IPC.6.i — Surveillance data is analysed and appropriate corrective and preventive actions are taken.</w:t>
       </w:r>
     </w:p>
     <w:p>
@@ -4095,7 +4089,7 @@
           <w:sz w:val="22"/>
           <w:szCs w:val="22"/>
         </w:rPr>
-        <w:t xml:space="preserve">Records showing IPC.6.h was followed for sampled patients/cases.</w:t>
+        <w:t xml:space="preserve">IPC Committee analysis record of surveillance data.</w:t>
       </w:r>
     </w:p>
     <w:p>
@@ -4112,7 +4106,7 @@
           <w:sz w:val="22"/>
           <w:szCs w:val="22"/>
         </w:rPr>
-        <w:t xml:space="preserve">Written guidance / protocol referenced for this element (where required).</w:t>
+        <w:t xml:space="preserve">CAPA record with owner and due date.</w:t>
       </w:r>
     </w:p>
     <w:p>
@@ -4129,84 +4123,7 @@
           <w:sz w:val="22"/>
           <w:szCs w:val="22"/>
         </w:rPr>
-        <w:t xml:space="preserve">Audit sample notes for IPC.6.h reviewed «quarterly».</w:t>
-      </w:r>
-    </w:p>
-    <w:p>
-      <w:pPr>
-        <w:pStyle w:val="ListParagraph"/>
-        <w:numPr>
-          <w:ilvl w:val="0"/>
-          <w:numId w:val="1"/>
-        </w:numPr>
-        <w:spacing w:after="60"/>
-      </w:pPr>
-      <w:r>
-        <w:rPr>
-          <w:sz w:val="22"/>
-          <w:szCs w:val="22"/>
-        </w:rPr>
-        <w:t xml:space="preserve">Documented evidence specifically required by the asterisked objective element.</w:t>
-      </w:r>
-    </w:p>
-    <w:p>
-      <w:pPr>
-        <w:pStyle w:val="Heading2"/>
-        <w:spacing w:after="100" w:before="220"/>
-      </w:pPr>
-      <w:r>
-        <w:t xml:space="preserve">IPC.6.i — Surveillance data is analysed and appropriate corrective and preventive actions are taken.</w:t>
-      </w:r>
-    </w:p>
-    <w:p>
-      <w:pPr>
-        <w:pStyle w:val="ListParagraph"/>
-        <w:numPr>
-          <w:ilvl w:val="0"/>
-          <w:numId w:val="1"/>
-        </w:numPr>
-        <w:spacing w:after="60"/>
-      </w:pPr>
-      <w:r>
-        <w:rPr>
-          <w:sz w:val="22"/>
-          <w:szCs w:val="22"/>
-        </w:rPr>
-        <w:t xml:space="preserve">Records showing IPC.6.i was followed for sampled patients/cases.</w:t>
-      </w:r>
-    </w:p>
-    <w:p>
-      <w:pPr>
-        <w:pStyle w:val="ListParagraph"/>
-        <w:numPr>
-          <w:ilvl w:val="0"/>
-          <w:numId w:val="1"/>
-        </w:numPr>
-        <w:spacing w:after="60"/>
-      </w:pPr>
-      <w:r>
-        <w:rPr>
-          <w:sz w:val="22"/>
-          <w:szCs w:val="22"/>
-        </w:rPr>
-        <w:t xml:space="preserve">Written guidance / protocol referenced for this element (where required).</w:t>
-      </w:r>
-    </w:p>
-    <w:p>
-      <w:pPr>
-        <w:pStyle w:val="ListParagraph"/>
-        <w:numPr>
-          <w:ilvl w:val="0"/>
-          <w:numId w:val="1"/>
-        </w:numPr>
-        <w:spacing w:after="60"/>
-      </w:pPr>
-      <w:r>
-        <w:rPr>
-          <w:sz w:val="22"/>
-          <w:szCs w:val="22"/>
-        </w:rPr>
-        <w:t xml:space="preserve">Audit sample notes for IPC.6.i reviewed «quarterly».</w:t>
+        <w:t xml:space="preserve">Closure-tracking record by the IPC Officer.</w:t>
       </w:r>
     </w:p>
     <w:p>

--- a/policies/build/masters_hco/HCO.IPC.6_v2_master.docx
+++ b/policies/build/masters_hco/HCO.IPC.6_v2_master.docx
@@ -692,7 +692,7 @@
           <w:sz w:val="22"/>
           <w:szCs w:val="22"/>
         </w:rPr>
-        <w:t xml:space="preserve">It covers objective elements IPC.6.a–i (9 elements).</w:t>
+        <w:t xml:space="preserve">This policy covers all 9 requirements under this standard, listed in detail below.</w:t>
       </w:r>
     </w:p>
     <w:p>
@@ -716,7 +716,7 @@
           <w:sz w:val="22"/>
           <w:szCs w:val="22"/>
         </w:rPr>
-        <w:t xml:space="preserve">This policy owns IPC.6. Related AAC, COP, MOM and PRE duties stay with those policies — cross-reference only. Other IPC standards stay with their own policies.</w:t>
+        <w:t xml:space="preserve">This policy covers infection prevention and control surveillance specifically. Related duties — like patient assessment, clinical care, medication management, or patient rights — are covered in the hospital's other policies, not repeated here. Other IPC standards stay with their own policies.</w:t>
       </w:r>
     </w:p>
     <w:p>
@@ -761,19 +761,19 @@
           <w:sz w:val="22"/>
           <w:szCs w:val="22"/>
         </w:rPr>
-        <w:t xml:space="preserve">It covers 9 objective elements (IPC.6.a, IPC.6.b, IPC.6.c, IPC.6.d, IPC.6.e, IPC.6.f, IPC.6.g, IPC.6.h, IPC.6.i).</w:t>
-      </w:r>
-    </w:p>
-    <w:p>
-      <w:pPr>
-        <w:spacing w:after="140"/>
-      </w:pPr>
-      <w:r>
-        <w:rPr>
-          <w:sz w:val="22"/>
-          <w:szCs w:val="22"/>
-        </w:rPr>
-        <w:t xml:space="preserve">Boundaries: do not overwrite HCO AAC, COP, MOM or PRE policies. Spell out abbreviations on first use in training materials. OE counts/levels/asterisks stay with the official portal Standards PDF. Method notes come from the Guidebook Interpretation paragraphs (scanned PDF md5 2c4489ee98de4ae9b49cba168ea9f42a).</w:t>
+        <w:t xml:space="preserve">This policy covers all 9 requirements under this standard, listed in detail below.</w:t>
+      </w:r>
+    </w:p>
+    <w:p>
+      <w:pPr>
+        <w:spacing w:after="140"/>
+      </w:pPr>
+      <w:r>
+        <w:rPr>
+          <w:sz w:val="22"/>
+          <w:szCs w:val="22"/>
+        </w:rPr>
+        <w:t xml:space="preserve">This policy covers infection prevention and control surveillance specifically. Related duties — like patient assessment, clinical care, medication management, or patient rights — are covered in the hospital's other policies, not repeated here. Spell out abbreviations on first use in training materials. OE counts/levels/asterisks stay with the official portal Standards PDF. Method notes come from the Guidebook Interpretation paragraphs (scanned PDF md5 2c4489ee98de4ae9b49cba168ea9f42a).</w:t>
       </w:r>
     </w:p>
     <w:p>
